--- a/livrables/lecons/placement-financier/2026-09-26_lecon-placement-financier_16_transmission-succession-demembrement.docx
+++ b/livrables/lecons/placement-financier/2026-09-26_lecon-placement-financier_16_transmission-succession-demembrement.docx
@@ -77,7 +77,18 @@
           <w:sz w:val="22"/>
           <w:szCs w:val="22"/>
         </w:rPr>
-        <w:t xml:space="preserve">Lien avec la leçon 15 (biais comportementaux) : la transmission patrimoniale est l'une des décisions pour lesquelles les biais d'inaction (procrastination) et d'aversion aux pertes (« je ne veux pas payer des droits ») sont les plus coûteux. L'éducation financière ne remplace pas le conseil d'un notaire — elle vous donne les outils pour comprendre ce que votre notaire vous propose.</w:t>
+        <w:t xml:space="preserve">Lien avec la leçon 15 (biais comportementaux) : la transmission patrimoniale est l'une des décisions pour lesquelles le biais d'aversion aux pertes étudié en leçon 15 (« je ne veux pas payer des droits ») pèse le plus lourd, aux côtés d'une inaction par simple report — laquelle n'a pas été traitée en leçon 15 et n'est donc pas un acquis du parcours. L'éducation financière ne remplace pas le conseil d'un notaire — elle vous donne les outils pour comprendre ce que votre notaire vous propose.</w:t>
+      </w:r>
+      <w:r>
+        <w:rPr>
+          <w:rFonts w:ascii="Times New Roman" w:cs="Times New Roman" w:eastAsia="Times New Roman" w:hAnsi="Times New Roman"/>
+          <w:i/>
+          <w:iCs/>
+          <w:color w:val="6B7280"/>
+          <w:sz w:val="20"/>
+          <w:szCs w:val="20"/>
+        </w:rPr>
+        <w:t xml:space="preserve"> [Corrigé le 26/09/2026 : la phrase annonçait « les biais d'inaction (procrastination) et d'aversion aux pertes » comme le lien avec la leçon 15. Vérifié le 26/09/2026 dans la leçon 15 : « aversion aux pertes » y figure treize fois, mais « procrastination », « inaction », « statu quo » et « inertie » zéro fois chacun. La moitié du pont était réelle, l'autre prêtait à la mémoire du parcours un contenu qu'elle ne porte pas.]</w:t>
       </w:r>
     </w:p>
     <w:p>
@@ -478,7 +489,7 @@
                 <w:sz w:val="20"/>
                 <w:szCs w:val="20"/>
               </w:rPr>
-              <w:t xml:space="preserve">Autres (non-parents)</w:t>
+              <w:t xml:space="preserve">Petit-enfant (si son parent est vivant) ou autre lien / absence de lien</w:t>
             </w:r>
           </w:p>
         </w:tc>
@@ -500,6 +511,17 @@
                 <w:szCs w:val="20"/>
               </w:rPr>
               <w:t xml:space="preserve">1 594 €</w:t>
+            </w:r>
+            <w:r>
+              <w:rPr>
+                <w:rFonts w:ascii="Times New Roman" w:cs="Times New Roman" w:eastAsia="Times New Roman" w:hAnsi="Times New Roman"/>
+                <w:i/>
+                <w:iCs/>
+                <w:color w:val="6B7280"/>
+                <w:sz w:val="20"/>
+                <w:szCs w:val="20"/>
+              </w:rPr>
+              <w:t xml:space="preserve"> [Corrigé le 26/09/2026 : la ligne était intitulée « Autres (non-parents) ». La valeur de 1 594 € est la bonne — c'est l'abattement par défaut — mais service-public.gouv.fr/particuliers/vosdroits/F14198, relue le 26/09/2026, l'attache d'abord au PETIT-ENFANT (« 1 594 € si votre parent (père/mère) est vivant, sauf si un autre abattement s'applique »), cas qui n'avait aucune ligne dans ce tableau alors qu'il revient deux fois dans la section donation ci-dessous.]</w:t>
             </w:r>
           </w:p>
         </w:tc>
@@ -917,7 +939,18 @@
           <w:sz w:val="22"/>
           <w:szCs w:val="22"/>
         </w:rPr>
-        <w:t xml:space="preserve">Exemple illustratif (synthèse, non issu d'une source) : un parent décède et laisse un bien de 350 000 €. Un enfant hérite de 350 000 €. Après abattement de 100 000 €, la part taxable est de 250 000 €, intégralement soumise au taux de 20 %.</w:t>
+        <w:t xml:space="preserve">Exemple illustratif (synthèse, non issu d'une source) : un parent décède et laisse un bien de 350 000 €. Un enfant hérite de 350 000 €. Après abattement de 100 000 €, la part taxable est de 250 000 €. Le barème étant PROGRESSIF, elle se découpe : 8 072 € à 5 % (403,60 €), 4 037 € à 10 % (403,70 €), 3 823 € à 15 % (573,45 €), puis 234 068 € à 20 % (46 813,60 €) — soit 48 194,35 € de droits, et un taux moyen de 13,8 % sur les 350 000 € reçus.</w:t>
+      </w:r>
+      <w:r>
+        <w:rPr>
+          <w:rFonts w:ascii="Times New Roman" w:cs="Times New Roman" w:eastAsia="Times New Roman" w:hAnsi="Times New Roman"/>
+          <w:i/>
+          <w:iCs/>
+          <w:color w:val="6B7280"/>
+          <w:sz w:val="20"/>
+          <w:szCs w:val="20"/>
+        </w:rPr>
+        <w:t xml:space="preserve"> [Corrigé le 26/09/2026 : l'exemple écrivait que les 250 000 € étaient « intégralement soumise au taux de 20 % ». C'est le raccourci exact contre lequel la note pédagogique de l'exercice 1 met en garde trente lignes plus bas — « le taux marginal (20 %) ne s'applique qu'à la partie qui dépasse le seuil de la tranche ». Recalculé le 26/09/2026 sur le barème de service-public.gouv.fr/particuliers/vosdroits/F14198 : 48 194,35 € et non 50 000 €, soit 1 805,65 € de trop. Le document portait sa propre correction sans la voir.]</w:t>
       </w:r>
     </w:p>
     <w:p>
@@ -966,7 +999,18 @@
           <w:sz w:val="22"/>
           <w:szCs w:val="22"/>
         </w:rPr>
-        <w:t xml:space="preserve">Donation de sommes d'argent (don manuel familial) : exonérée jusqu'à 31 865 € par donateur (âge &lt; 80 ans) et par bénéficiaire (enfant, petit-enfant, neveu/nièce), renouvelable tous les 15 ans. Déclaration obligatoire dans le mois suivant.</w:t>
+        <w:t xml:space="preserve">Donation de sommes d'argent (don manuel familial) : exonérée jusqu'à 31 865 € par donateur (âge &lt; 80 ans) et par bénéficiaire, renouvelable tous les 15 ans. Bénéficiaires éligibles : enfant, petit-enfant, arrière-petit-enfant, ou neveu/nièce À CONDITION que le donateur n'ait aucun descendant ; le bénéficiaire doit être majeur ou émancipé. Déclaration obligatoire dans un délai d'un mois à partir de la date du don.</w:t>
+      </w:r>
+      <w:r>
+        <w:rPr>
+          <w:rFonts w:ascii="Times New Roman" w:cs="Times New Roman" w:eastAsia="Times New Roman" w:hAnsi="Times New Roman"/>
+          <w:i/>
+          <w:iCs/>
+          <w:color w:val="6B7280"/>
+          <w:sz w:val="20"/>
+          <w:szCs w:val="20"/>
+        </w:rPr>
+        <w:t xml:space="preserve"> [Corrigé le 26/09/2026 : la parenthèse disait « (enfant, petit-enfant, neveu/nièce) ». Page relue le 26/09/2026 : elle écrit « Neveu ou nièce SI LE DONATEUR N'A PAS DE DESCENDANTS » — condition supprimée, et elle inverse le résultat pour tout oncle ayant des enfants. Manquaient aussi l'arrière-petit-enfant, bénéficiaire éligible, et l'exigence que le bénéficiaire soit majeur ou émancipé.]</w:t>
       </w:r>
     </w:p>
     <w:p>
@@ -1004,7 +1048,18 @@
           <w:sz w:val="22"/>
           <w:szCs w:val="22"/>
         </w:rPr>
-        <w:t xml:space="preserve">Dispositif temporaire 2025-2026 : exonération jusqu'à 100 000 € par donateur (plafond total 300 000 €) pour l'acquisition d'une résidence principale neuve ou des travaux de rénovation énergétique. Conditions : utilisation dans les 6 mois, maintien comme résidence principale 5 ans. Source : service-public.gouv.fr/F10203.</w:t>
+        <w:t xml:space="preserve">Dispositif temporaire 2025-2026 : exonération jusqu'à 100 000 € par donateur (plafond total 300 000 €) pour l'acquisition d'un logement neuf ou en l'état futur d'achèvement (une construction de maison individuelle hors VEFA n'ouvre pas droit à l'exonération), ou pour des travaux de rénovation énergétique qui doivent donner droit à MaPrimeRénov'. Conditions : emploi des fonds au plus tard le dernier jour du 6e mois suivant le versement ; pendant 5 ans, le logement doit rester la résidence principale du bénéficiaire OU être loué en tant que résidence principale. Dispositif ouvert aux versements du 15 février 2025 au 31 décembre 2026, sans condition d'âge du donateur. Source : service-public.gouv.fr/F10203.</w:t>
+      </w:r>
+      <w:r>
+        <w:rPr>
+          <w:rFonts w:ascii="Times New Roman" w:cs="Times New Roman" w:eastAsia="Times New Roman" w:hAnsi="Times New Roman"/>
+          <w:i/>
+          <w:iCs/>
+          <w:color w:val="6B7280"/>
+          <w:sz w:val="20"/>
+          <w:szCs w:val="20"/>
+        </w:rPr>
+        <w:t xml:space="preserve"> [Corrigé le 26/09/2026 : trois conditions manquaient et une était trop étroite, page relue le 26/09/2026 : les travaux doivent donner droit à MaPrimeRénov' ; le logement peut aussi être LOUÉ en résidence principale pendant les cinq ans ; l'acquisition en l'état futur d'achèvement est admise alors qu'une maison individuelle construite hors VEFA ne l'est pas. Les bornes du dispositif (15/02/2025 – 31/12/2026) et l'absence de condition d'âge du donateur — qui le distingue du don familial de 31 865 € — sont ajoutées.]</w:t>
       </w:r>
     </w:p>
     <w:p>
@@ -1880,6 +1935,17 @@
         </w:rPr>
         <w:t xml:space="preserve">L'assurance-vie bénéficie d'un régime successoral particulier : les capitaux décès sont transmis aux bénéficiaires désignés hors succession civile (hors réserve héréditaire sous conditions) et hors droits de succession, dans certaines limites. Ce régime a été détaillé en leçon 6 — il est rappelé ici comme levier complémentaire à la transmission.</w:t>
       </w:r>
+      <w:r>
+        <w:rPr>
+          <w:rFonts w:ascii="Times New Roman" w:cs="Times New Roman" w:eastAsia="Times New Roman" w:hAnsi="Times New Roman"/>
+          <w:i/>
+          <w:iCs/>
+          <w:color w:val="6B7280"/>
+          <w:sz w:val="20"/>
+          <w:szCs w:val="20"/>
+        </w:rPr>
+        <w:t xml:space="preserve"> [Corrigé le 26/09/2026 : deux thèmes que la leçon 15 annonçait pour aujourd'hui ne sont PAS traités ici, et il vaut mieux l'écrire que le laisser chercher : le DÉMEMBREMENT DE LA CLAUSE BÉNÉFICIAIRE d'un contrat d'assurance-vie (usufruit du capital au conjoint, nue-propriété aux enfants) et le PACTE DUTREIL (transmission d'entreprise). Vérifié le 26/09/2026 : « Dutreil » et « clause bénéficiaire » comptent zéro occurrence dans cette leçon. Les cinq lignes ci-dessus ne sont qu'un rappel de la leçon 06 du 18/07/2026, qui détaille le régime successoral de l'assurance-vie. Ces deux sujets restent à traiter ; d'ici là, ils se posent à un notaire.]</w:t>
+      </w:r>
     </w:p>
     <w:p>
       <w:pPr>
@@ -3404,6 +3470,122 @@
           <w:szCs w:val="22"/>
         </w:rPr>
         <w:t xml:space="preserve">Comment reconnaître une offre frauduleuse, les produits atypiques dangereux et les signaux d'alerte à connaître avant tout placement. Ressources AMF (listes noires, outil Protect Épargne) et réflexes pratiques.</w:t>
+      </w:r>
+    </w:p>
+    <w:p>
+      <w:pPr>
+        <w:spacing w:after="120" w:before="360" w:line="276"/>
+      </w:pPr>
+      <w:r>
+        <w:rPr>
+          <w:rFonts w:ascii="Times New Roman" w:cs="Times New Roman" w:eastAsia="Times New Roman" w:hAnsi="Times New Roman"/>
+          <w:b/>
+          <w:bCs/>
+          <w:color w:val="1F2937"/>
+          <w:sz w:val="22"/>
+          <w:szCs w:val="22"/>
+        </w:rPr>
+        <w:t xml:space="preserve">📝 Journal des corrections — 25 septembre 2026</w:t>
+      </w:r>
+    </w:p>
+    <w:p>
+      <w:pPr>
+        <w:spacing w:after="60" w:before="60" w:line="276"/>
+      </w:pPr>
+      <w:r>
+        <w:rPr>
+          <w:rFonts w:ascii="Times New Roman" w:cs="Times New Roman" w:eastAsia="Times New Roman" w:hAnsi="Times New Roman"/>
+          <w:b/>
+          <w:bCs/>
+          <w:color w:val="1F2937"/>
+          <w:sz w:val="22"/>
+          <w:szCs w:val="22"/>
+        </w:rPr>
+        <w:t xml:space="preserve">Une contradiction interne sur la progressivité du barème, et la version fausse arrivait la première.</w:t>
+      </w:r>
+      <w:r>
+        <w:rPr>
+          <w:rFonts w:ascii="Times New Roman" w:cs="Times New Roman" w:eastAsia="Times New Roman" w:hAnsi="Times New Roman"/>
+          <w:color w:val="1F2937"/>
+          <w:sz w:val="22"/>
+          <w:szCs w:val="22"/>
+        </w:rPr>
+        <w:t xml:space="preserve"> L'exemple de la section 1 écrivait que 250 000 € de part taxable étaient « intégralement soumise au taux de 20 % ». Le barème est progressif, ce que la leçon démontre elle-même dans l'exercice 1 avant de l'énoncer en toutes lettres dans sa note pédagogique. Recalculé le 26/09/2026 : 403,60 + 403,70 + 573,45 + 46 813,60 = 48 194,35 € de droits, contre 50 000 € par le raccourci — 1 805,65 € de trop, et un taux moyen de 13,8 % là où le texte laissait entendre 20 %. Aucun contrôle ne compare deux sections d'un même document entre elles.</w:t>
+      </w:r>
+    </w:p>
+    <w:p>
+      <w:pPr>
+        <w:spacing w:after="60" w:before="60" w:line="276"/>
+      </w:pPr>
+      <w:r>
+        <w:rPr>
+          <w:rFonts w:ascii="Times New Roman" w:cs="Times New Roman" w:eastAsia="Times New Roman" w:hAnsi="Times New Roman"/>
+          <w:b/>
+          <w:bCs/>
+          <w:color w:val="1F2937"/>
+          <w:sz w:val="22"/>
+          <w:szCs w:val="22"/>
+        </w:rPr>
+        <w:t xml:space="preserve">Trois conditions étaient tombées entre la page et la leçon.</w:t>
+      </w:r>
+      <w:r>
+        <w:rPr>
+          <w:rFonts w:ascii="Times New Roman" w:cs="Times New Roman" w:eastAsia="Times New Roman" w:hAnsi="Times New Roman"/>
+          <w:color w:val="1F2937"/>
+          <w:sz w:val="22"/>
+          <w:szCs w:val="22"/>
+        </w:rPr>
+        <w:t xml:space="preserve"> ① Le don familial de 31 865 € : « Neveu ou nièce si le donateur n'a pas de descendants » — la condition, qui inverse le résultat pour tout oncle ayant des enfants, avait disparu ; l'arrière-petit-enfant et l'exigence de majorité du bénéficiaire aussi. ② Le dispositif temporaire : les travaux doivent donner droit à MaPrimeRénov', le logement peut aussi être loué en résidence principale pendant cinq ans, et la vente en l'état futur d'achèvement est admise quand une maison individuelle hors VEFA ne l'est pas. ③ L'abattement de 1 594 €, étiqueté « autres (non-parents) », est d'abord celui du petit-enfant dont le parent est vivant — cas absent du tableau alors qu'il revient deux fois dans la section donation. Aucune de ces omissions n'était une invention : ce sont des conditions que les pages portent, dans un document fait pour préparer un rendez-vous notarial.</w:t>
+      </w:r>
+    </w:p>
+    <w:p>
+      <w:pPr>
+        <w:spacing w:after="60" w:before="60" w:line="276"/>
+      </w:pPr>
+      <w:r>
+        <w:rPr>
+          <w:rFonts w:ascii="Times New Roman" w:cs="Times New Roman" w:eastAsia="Times New Roman" w:hAnsi="Times New Roman"/>
+          <w:b/>
+          <w:bCs/>
+          <w:color w:val="1F2937"/>
+          <w:sz w:val="22"/>
+          <w:szCs w:val="22"/>
+        </w:rPr>
+        <w:t xml:space="preserve">Un biais prêté à la leçon 15, et deux thèmes qu'elle avait promis pour aujourd'hui.</w:t>
+      </w:r>
+      <w:r>
+        <w:rPr>
+          <w:rFonts w:ascii="Times New Roman" w:cs="Times New Roman" w:eastAsia="Times New Roman" w:hAnsi="Times New Roman"/>
+          <w:color w:val="1F2937"/>
+          <w:sz w:val="22"/>
+          <w:szCs w:val="22"/>
+        </w:rPr>
+        <w:t xml:space="preserve"> L'ouverture invoquait « les biais d'inaction (procrastination) et d'aversion aux pertes » comme lien avec la leçon 15 : vérifié le 26/09/2026, « aversion aux pertes » y figure treize fois, « procrastination », « inaction », « statu quo » et « inertie » zéro fois. Et la leçon 15 annonçait six thèmes pour la 16 : quatre sont livrés, le PACTE DUTREIL et le DÉMEMBREMENT DE CLAUSE BÉNÉFICIAIRE n'y sont pas (zéro occurrence). C'est désormais écrit dans la section assurance-vie, et la leçon 15 porte la même mention datée.</w:t>
+      </w:r>
+    </w:p>
+    <w:p>
+      <w:pPr>
+        <w:spacing w:after="60" w:before="60" w:line="276"/>
+      </w:pPr>
+      <w:r>
+        <w:rPr>
+          <w:rFonts w:ascii="Times New Roman" w:cs="Times New Roman" w:eastAsia="Times New Roman" w:hAnsi="Times New Roman"/>
+          <w:b/>
+          <w:bCs/>
+          <w:color w:val="1F2937"/>
+          <w:sz w:val="22"/>
+          <w:szCs w:val="22"/>
+        </w:rPr>
+        <w:t xml:space="preserve">Ce qui a été rejoué et n'a pas bougé.</w:t>
+      </w:r>
+      <w:r>
+        <w:rPr>
+          <w:rFonts w:ascii="Times New Roman" w:cs="Times New Roman" w:eastAsia="Times New Roman" w:hAnsi="Times New Roman"/>
+          <w:color w:val="1F2937"/>
+          <w:sz w:val="22"/>
+          <w:szCs w:val="22"/>
+        </w:rPr>
+        <w:t xml:space="preserve"> Les sept tranches du barème en ligne directe et les six abattements correspondent à service-public.gouv.fr au caractère près. Le barème de l'article 669 CGI est exact sur ses neuf tranches : Légifrance rend bien un 403 au curl, et la page s'ouvre par la voie que cette leçon disait avoir employée — vérification refaite le 26/09/2026. L'arithmétique des trois exercices est juste au centime, et les 403,70 € et 573,45 € sont littéralement les nombres de l'exemple de service-public. Le point le plus facile à rater est correctement traité : un usufruitier de 61 ans relève de la tranche « moins de 71 ans » — usufruit 40 %, nue-propriété 60 % — et le même calcul est réappliqué juste à 68 ans. Les rappels déontologiques et le renvoi au juge des contentieux de la protection pour une donation sous tutelle sont exacts.</w:t>
       </w:r>
     </w:p>
     <w:sectPr>

--- a/livrables/lecons/placement-financier/2026-09-26_lecon-placement-financier_16_transmission-succession-demembrement.docx
+++ b/livrables/lecons/placement-financier/2026-09-26_lecon-placement-financier_16_transmission-succession-demembrement.docx
@@ -3470,6 +3470,17 @@
           <w:szCs w:val="22"/>
         </w:rPr>
         <w:t xml:space="preserve">Comment reconnaître une offre frauduleuse, les produits atypiques dangereux et les signaux d'alerte à connaître avant tout placement. Ressources AMF (listes noires, outil Protect Épargne) et réflexes pratiques.</w:t>
+      </w:r>
+      <w:r>
+        <w:rPr>
+          <w:rFonts w:ascii="Times New Roman" w:cs="Times New Roman" w:eastAsia="Times New Roman" w:hAnsi="Times New Roman"/>
+          <w:i/>
+          <w:iCs/>
+          <w:color w:val="6B7280"/>
+          <w:sz w:val="20"/>
+          <w:szCs w:val="20"/>
+        </w:rPr>
+        <w:t xml:space="preserve"> Thèmes annoncés : offres frauduleuses, produits atypiques dangereux, signaux d'alerte, listes noires de l'AMF, outil Protect Épargne, réflexes pratiques avant tout placement. [Ajouté le 26/09/2026 : cette ligne nomme ce que la leçon 17 devra traiter ou déclarer non traité. Sans elle, la leçon suivante ne peut pas être contrôlée sur ce qu'on lui a promis — c'est ce qui est arrivé à celle-ci.]</w:t>
       </w:r>
     </w:p>
     <w:p>
